--- a/admin_prompts/resume_default_prompt.docx
+++ b/admin_prompts/resume_default_prompt.docx
@@ -412,6 +412,204 @@
     </w:p>
     <w:p>
       <w:pPr>
+        <w:numPr>
+          <w:ilvl w:val="1"/>
+          <w:numId w:val="2"/>
+        </w:numPr>
+        <w:rPr>
+          <w:rFonts w:ascii="Calibri" w:hAnsi="Calibri" w:cs="Calibri"/>
+          <w:sz w:val="22"/>
+          <w:szCs w:val="22"/>
+        </w:rPr>
+      </w:pPr>
+      <w:r>
+        <w:rPr>
+          <w:rFonts w:ascii="Calibri" w:hAnsi="Calibri" w:cs="Calibri"/>
+          <w:sz w:val="22"/>
+          <w:szCs w:val="22"/>
+        </w:rPr>
+        <w:t>Identify and extract ONLY the JD requirements that match ANY of the following conditions:</w:t>
+      </w:r>
+    </w:p>
+    <w:p>
+      <w:pPr>
+        <w:numPr>
+          <w:ilvl w:val="2"/>
+          <w:numId w:val="2"/>
+        </w:numPr>
+        <w:rPr>
+          <w:rFonts w:ascii="Calibri" w:hAnsi="Calibri" w:cs="Calibri"/>
+          <w:sz w:val="22"/>
+          <w:szCs w:val="22"/>
+        </w:rPr>
+      </w:pPr>
+      <w:r>
+        <w:rPr>
+          <w:rFonts w:ascii="Calibri" w:hAnsi="Calibri" w:cs="Calibri"/>
+          <w:sz w:val="22"/>
+          <w:szCs w:val="22"/>
+        </w:rPr>
+        <w:t>contain keywords related to mandatory requirements (e.g., must, mandatory, minimum)</w:t>
+      </w:r>
+    </w:p>
+    <w:p>
+      <w:pPr>
+        <w:numPr>
+          <w:ilvl w:val="2"/>
+          <w:numId w:val="2"/>
+        </w:numPr>
+        <w:rPr>
+          <w:rFonts w:ascii="Calibri" w:hAnsi="Calibri" w:cs="Calibri"/>
+          <w:sz w:val="22"/>
+          <w:szCs w:val="22"/>
+        </w:rPr>
+      </w:pPr>
+      <w:r>
+        <w:rPr>
+          <w:rFonts w:ascii="Calibri" w:hAnsi="Calibri" w:cs="Calibri"/>
+          <w:sz w:val="22"/>
+          <w:szCs w:val="22"/>
+        </w:rPr>
+        <w:t>specify required years of work experience</w:t>
+      </w:r>
+      <w:r>
+        <w:rPr>
+          <w:rFonts w:ascii="Calibri" w:hAnsi="Calibri" w:cs="Calibri"/>
+          <w:sz w:val="22"/>
+          <w:szCs w:val="22"/>
+          <w:lang w:val="en-US" w:eastAsia="zh-CN"/>
+        </w:rPr>
+        <w:t>.</w:t>
+      </w:r>
+    </w:p>
+    <w:p>
+      <w:pPr>
+        <w:numPr>
+          <w:ilvl w:val="2"/>
+          <w:numId w:val="2"/>
+        </w:numPr>
+        <w:rPr>
+          <w:rFonts w:ascii="Calibri" w:hAnsi="Calibri" w:cs="Calibri"/>
+          <w:sz w:val="22"/>
+          <w:szCs w:val="22"/>
+        </w:rPr>
+      </w:pPr>
+      <w:r>
+        <w:rPr>
+          <w:rFonts w:ascii="Calibri" w:hAnsi="Calibri" w:cs="Calibri"/>
+          <w:sz w:val="22"/>
+          <w:szCs w:val="22"/>
+        </w:rPr>
+        <w:t>contain work rights keywords (e.g., citizen, PR, Permanent Resident)</w:t>
+      </w:r>
+    </w:p>
+    <w:p>
+      <w:pPr>
+        <w:numPr>
+          <w:ilvl w:val="1"/>
+          <w:numId w:val="2"/>
+        </w:numPr>
+        <w:rPr>
+          <w:rFonts w:ascii="Calibri" w:hAnsi="Calibri" w:cs="Calibri"/>
+          <w:sz w:val="22"/>
+          <w:szCs w:val="22"/>
+        </w:rPr>
+      </w:pPr>
+      <w:r>
+        <w:rPr>
+          <w:rFonts w:ascii="Calibri" w:hAnsi="Calibri" w:cs="Calibri"/>
+          <w:sz w:val="22"/>
+          <w:szCs w:val="22"/>
+        </w:rPr>
+        <w:t>Rules:</w:t>
+      </w:r>
+    </w:p>
+    <w:p>
+      <w:pPr>
+        <w:numPr>
+          <w:ilvl w:val="2"/>
+          <w:numId w:val="2"/>
+        </w:numPr>
+        <w:rPr>
+          <w:rFonts w:ascii="Calibri" w:hAnsi="Calibri" w:cs="Calibri"/>
+          <w:sz w:val="22"/>
+          <w:szCs w:val="22"/>
+        </w:rPr>
+      </w:pPr>
+      <w:r>
+        <w:rPr>
+          <w:rFonts w:ascii="Calibri" w:hAnsi="Calibri" w:cs="Calibri"/>
+          <w:sz w:val="22"/>
+          <w:szCs w:val="22"/>
+        </w:rPr>
+        <w:t>If no match is found for a condition, do NOT mention it.</w:t>
+      </w:r>
+    </w:p>
+    <w:p>
+      <w:pPr>
+        <w:numPr>
+          <w:ilvl w:val="2"/>
+          <w:numId w:val="2"/>
+        </w:numPr>
+        <w:rPr>
+          <w:rFonts w:ascii="Calibri" w:hAnsi="Calibri" w:cs="Calibri"/>
+          <w:sz w:val="22"/>
+          <w:szCs w:val="22"/>
+        </w:rPr>
+      </w:pPr>
+      <w:r>
+        <w:rPr>
+          <w:rFonts w:ascii="Calibri" w:hAnsi="Calibri" w:cs="Calibri"/>
+          <w:sz w:val="22"/>
+          <w:szCs w:val="22"/>
+        </w:rPr>
+        <w:t>Summarize each matched requirement into a short bullet point.</w:t>
+      </w:r>
+    </w:p>
+    <w:p>
+      <w:pPr>
+        <w:numPr>
+          <w:ilvl w:val="2"/>
+          <w:numId w:val="2"/>
+        </w:numPr>
+        <w:rPr>
+          <w:rFonts w:ascii="Calibri" w:hAnsi="Calibri" w:cs="Calibri"/>
+          <w:sz w:val="22"/>
+          <w:szCs w:val="22"/>
+        </w:rPr>
+      </w:pPr>
+      <w:r>
+        <w:rPr>
+          <w:rFonts w:ascii="Calibri" w:hAnsi="Calibri" w:cs="Calibri"/>
+          <w:sz w:val="22"/>
+          <w:szCs w:val="22"/>
+        </w:rPr>
+        <w:t>Display all matched results in red font.</w:t>
+      </w:r>
+    </w:p>
+    <w:p>
+      <w:pPr>
+        <w:numPr>
+          <w:ilvl w:val="2"/>
+          <w:numId w:val="2"/>
+        </w:numPr>
+        <w:rPr>
+          <w:rFonts w:ascii="Calibri" w:hAnsi="Calibri" w:cs="Calibri"/>
+          <w:sz w:val="22"/>
+          <w:szCs w:val="22"/>
+        </w:rPr>
+      </w:pPr>
+      <w:r>
+        <w:rPr>
+          <w:rFonts w:ascii="Calibri" w:hAnsi="Calibri" w:cs="Calibri"/>
+          <w:sz w:val="22"/>
+          <w:szCs w:val="22"/>
+        </w:rPr>
+        <w:t>Do NOT explain why something matched.</w:t>
+      </w:r>
+    </w:p>
+    <w:p>
+      <w:pPr>
         <w:pStyle w:val="ListParagraph"/>
         <w:numPr>
           <w:ilvl w:val="0"/>
@@ -429,12 +627,174 @@
           <w:sz w:val="22"/>
           <w:szCs w:val="22"/>
         </w:rPr>
-        <w:t>Identify and extract ALL hard requirements from the JD. A hard requirement is any condition the candidate must satisfy to be considered - regardless of exact wording. Use semantic intent, not keyword matching.</w:t>
+        <w:t>For the "Mandatory Minimum Requirements" section in JD Review:</w:t>
       </w:r>
     </w:p>
     <w:p>
       <w:pPr>
         <w:pStyle w:val="ListParagraph"/>
+        <w:numPr>
+          <w:ilvl w:val="1"/>
+          <w:numId w:val="2"/>
+        </w:numPr>
+        <w:rPr>
+          <w:rFonts w:ascii="Calibri" w:hAnsi="Calibri" w:cs="Calibri"/>
+          <w:sz w:val="22"/>
+          <w:szCs w:val="22"/>
+        </w:rPr>
+      </w:pPr>
+      <w:r>
+        <w:rPr>
+          <w:rFonts w:ascii="Calibri" w:hAnsi="Calibri" w:cs="Calibri"/>
+          <w:sz w:val="22"/>
+          <w:szCs w:val="22"/>
+        </w:rPr>
+        <w:t>Output this exact start marker on its own line:</w:t>
+      </w:r>
+    </w:p>
+    <w:p>
+      <w:pPr>
+        <w:pStyle w:val="ListParagraph"/>
+        <w:numPr>
+          <w:ilvl w:val="2"/>
+          <w:numId w:val="2"/>
+        </w:numPr>
+        <w:rPr>
+          <w:rFonts w:ascii="Calibri" w:hAnsi="Calibri" w:cs="Calibri"/>
+          <w:sz w:val="22"/>
+          <w:szCs w:val="22"/>
+        </w:rPr>
+      </w:pPr>
+      <w:r>
+        <w:rPr>
+          <w:rFonts w:ascii="Calibri" w:hAnsi="Calibri" w:cs="Calibri"/>
+          <w:sz w:val="22"/>
+          <w:szCs w:val="22"/>
+        </w:rPr>
+        <w:t>[[MMR_START]]</w:t>
+      </w:r>
+    </w:p>
+    <w:p>
+      <w:pPr>
+        <w:rPr>
+          <w:rFonts w:ascii="Calibri" w:hAnsi="Calibri" w:cs="Calibri"/>
+          <w:sz w:val="22"/>
+          <w:szCs w:val="22"/>
+        </w:rPr>
+      </w:pPr>
+    </w:p>
+    <w:p>
+      <w:pPr>
+        <w:pStyle w:val="ListParagraph"/>
+        <w:numPr>
+          <w:ilvl w:val="1"/>
+          <w:numId w:val="2"/>
+        </w:numPr>
+        <w:rPr>
+          <w:rFonts w:ascii="Calibri" w:hAnsi="Calibri" w:cs="Calibri"/>
+          <w:sz w:val="22"/>
+          <w:szCs w:val="22"/>
+        </w:rPr>
+      </w:pPr>
+      <w:r>
+        <w:rPr>
+          <w:rFonts w:ascii="Calibri" w:hAnsi="Calibri" w:cs="Calibri"/>
+          <w:sz w:val="22"/>
+          <w:szCs w:val="22"/>
+        </w:rPr>
+        <w:t>Then output the section title exactly:</w:t>
+      </w:r>
+    </w:p>
+    <w:p>
+      <w:pPr>
+        <w:pStyle w:val="ListParagraph"/>
+        <w:numPr>
+          <w:ilvl w:val="2"/>
+          <w:numId w:val="2"/>
+        </w:numPr>
+        <w:rPr>
+          <w:rFonts w:ascii="Calibri" w:hAnsi="Calibri" w:cs="Calibri"/>
+          <w:sz w:val="22"/>
+          <w:szCs w:val="22"/>
+        </w:rPr>
+      </w:pPr>
+      <w:r>
+        <w:rPr>
+          <w:rFonts w:ascii="Calibri" w:hAnsi="Calibri" w:cs="Calibri"/>
+          <w:sz w:val="22"/>
+          <w:szCs w:val="22"/>
+        </w:rPr>
+        <w:t>Mandatory Minimum Requirements</w:t>
+      </w:r>
+    </w:p>
+    <w:p>
+      <w:pPr>
+        <w:pStyle w:val="ListParagraph"/>
+        <w:numPr>
+          <w:ilvl w:val="1"/>
+          <w:numId w:val="2"/>
+        </w:numPr>
+        <w:rPr>
+          <w:rFonts w:ascii="Calibri" w:hAnsi="Calibri" w:cs="Calibri"/>
+          <w:sz w:val="22"/>
+          <w:szCs w:val="22"/>
+        </w:rPr>
+      </w:pPr>
+      <w:r>
+        <w:rPr>
+          <w:rFonts w:ascii="Calibri" w:hAnsi="Calibri" w:cs="Calibri"/>
+          <w:sz w:val="22"/>
+          <w:szCs w:val="22"/>
+        </w:rPr>
+        <w:t>Then output only the body content for this section.</w:t>
+      </w:r>
+    </w:p>
+    <w:p>
+      <w:pPr>
+        <w:pStyle w:val="ListParagraph"/>
+        <w:numPr>
+          <w:ilvl w:val="1"/>
+          <w:numId w:val="2"/>
+        </w:numPr>
+        <w:rPr>
+          <w:rFonts w:ascii="Calibri" w:hAnsi="Calibri" w:cs="Calibri"/>
+          <w:sz w:val="22"/>
+          <w:szCs w:val="22"/>
+        </w:rPr>
+      </w:pPr>
+      <w:r>
+        <w:rPr>
+          <w:rFonts w:ascii="Calibri" w:hAnsi="Calibri" w:cs="Calibri"/>
+          <w:sz w:val="22"/>
+          <w:szCs w:val="22"/>
+        </w:rPr>
+        <w:t>End this section with this exact end marker on its own line:</w:t>
+      </w:r>
+    </w:p>
+    <w:p>
+      <w:pPr>
+        <w:pStyle w:val="ListParagraph"/>
+        <w:numPr>
+          <w:ilvl w:val="2"/>
+          <w:numId w:val="2"/>
+        </w:numPr>
+        <w:rPr>
+          <w:rFonts w:ascii="Calibri" w:hAnsi="Calibri" w:cs="Calibri"/>
+          <w:sz w:val="22"/>
+          <w:szCs w:val="22"/>
+        </w:rPr>
+      </w:pPr>
+      <w:r>
+        <w:rPr>
+          <w:rFonts w:ascii="Calibri" w:hAnsi="Calibri" w:cs="Calibri"/>
+          <w:sz w:val="22"/>
+          <w:szCs w:val="22"/>
+        </w:rPr>
+        <w:t>[[MMR_END]]</w:t>
+      </w:r>
+    </w:p>
+    <w:p>
+      <w:pPr>
         <w:numPr>
           <w:ilvl w:val="0"/>
           <w:numId w:val="2"/>
@@ -451,12 +811,11 @@
           <w:sz w:val="22"/>
           <w:szCs w:val="22"/>
         </w:rPr>
-        <w:t>Apply the following detection rules:</w:t>
-      </w:r>
-    </w:p>
-    <w:p>
-      <w:pPr>
-        <w:pStyle w:val="ListParagraph"/>
+        <w:t>Conduct a general, holistic review of the attached Job Description (JD).</w:t>
+      </w:r>
+    </w:p>
+    <w:p>
+      <w:pPr>
         <w:numPr>
           <w:ilvl w:val="1"/>
           <w:numId w:val="2"/>
@@ -473,12 +832,11 @@
           <w:sz w:val="22"/>
           <w:szCs w:val="22"/>
         </w:rPr>
-        <w:t>Work rights: Any statement implying the candidate must legally be permitted to work in Australia, including but not limited to citizenship, permanent residency, visa eligibility, or rights to work without sponsorship.</w:t>
-      </w:r>
-    </w:p>
-    <w:p>
-      <w:pPr>
-        <w:pStyle w:val="ListParagraph"/>
+        <w:t>Identify all required and preferred skills, responsibilities, and expectations.</w:t>
+      </w:r>
+    </w:p>
+    <w:p>
+      <w:pPr>
         <w:numPr>
           <w:ilvl w:val="1"/>
           <w:numId w:val="2"/>
@@ -495,12 +853,70 @@
           <w:sz w:val="22"/>
           <w:szCs w:val="22"/>
         </w:rPr>
-        <w:t>Years of experience: Any stated minimum experience threshold, whether expressed as "3+ years", "at least 2 years", "minimum of 5 years", or implied through role seniority descriptions.</w:t>
-      </w:r>
-    </w:p>
-    <w:p>
-      <w:pPr>
-        <w:pStyle w:val="ListParagraph"/>
+        <w:t>Perform an explicit frequency</w:t>
+      </w:r>
+      <w:r>
+        <w:rPr>
+          <w:rFonts w:ascii="Calibri" w:hAnsi="Calibri" w:cs="Calibri"/>
+          <w:sz w:val="22"/>
+          <w:szCs w:val="22"/>
+        </w:rPr>
+        <w:noBreakHyphen/>
+        <w:t xml:space="preserve">based analysis to determine: </w:t>
+      </w:r>
+    </w:p>
+    <w:p>
+      <w:pPr>
+        <w:numPr>
+          <w:ilvl w:val="2"/>
+          <w:numId w:val="2"/>
+        </w:numPr>
+        <w:rPr>
+          <w:rFonts w:ascii="Calibri" w:hAnsi="Calibri" w:cs="Calibri"/>
+          <w:sz w:val="22"/>
+          <w:szCs w:val="22"/>
+        </w:rPr>
+      </w:pPr>
+      <w:r>
+        <w:rPr>
+          <w:rFonts w:ascii="Calibri" w:hAnsi="Calibri" w:cs="Calibri"/>
+          <w:sz w:val="22"/>
+          <w:szCs w:val="22"/>
+        </w:rPr>
+        <w:t>Which skills, tools, and competencies are mentioned most often</w:t>
+      </w:r>
+    </w:p>
+    <w:p>
+      <w:pPr>
+        <w:numPr>
+          <w:ilvl w:val="2"/>
+          <w:numId w:val="2"/>
+        </w:numPr>
+        <w:rPr>
+          <w:rFonts w:ascii="Calibri" w:hAnsi="Calibri" w:cs="Calibri"/>
+          <w:sz w:val="22"/>
+          <w:szCs w:val="22"/>
+        </w:rPr>
+      </w:pPr>
+      <w:r>
+        <w:rPr>
+          <w:rFonts w:ascii="Calibri" w:hAnsi="Calibri" w:cs="Calibri"/>
+          <w:sz w:val="22"/>
+          <w:szCs w:val="22"/>
+        </w:rPr>
+        <w:t>Which skills are implied as most critical for success</w:t>
+      </w:r>
+      <w:r>
+        <w:rPr>
+          <w:rFonts w:ascii="Calibri" w:hAnsi="Calibri" w:cs="Calibri"/>
+          <w:sz w:val="22"/>
+          <w:szCs w:val="22"/>
+        </w:rPr>
+        <w:t>.</w:t>
+      </w:r>
+    </w:p>
+    <w:p>
+      <w:pPr>
         <w:numPr>
           <w:ilvl w:val="1"/>
           <w:numId w:val="2"/>
@@ -517,12 +933,92 @@
           <w:sz w:val="22"/>
           <w:szCs w:val="22"/>
         </w:rPr>
-        <w:t>Mandatory qualifications or certifications: Any degree, licence, or certification framed as a requirement rather than a preference.</w:t>
-      </w:r>
-    </w:p>
-    <w:p>
-      <w:pPr>
-        <w:pStyle w:val="ListParagraph"/>
+        <w:t xml:space="preserve">Categorize skills into: </w:t>
+      </w:r>
+    </w:p>
+    <w:p>
+      <w:pPr>
+        <w:numPr>
+          <w:ilvl w:val="2"/>
+          <w:numId w:val="2"/>
+        </w:numPr>
+        <w:rPr>
+          <w:rFonts w:ascii="Calibri" w:hAnsi="Calibri" w:cs="Calibri"/>
+          <w:sz w:val="22"/>
+          <w:szCs w:val="22"/>
+        </w:rPr>
+      </w:pPr>
+      <w:r>
+        <w:rPr>
+          <w:rFonts w:ascii="Calibri" w:hAnsi="Calibri" w:cs="Calibri"/>
+          <w:sz w:val="22"/>
+          <w:szCs w:val="22"/>
+        </w:rPr>
+        <w:t>High</w:t>
+      </w:r>
+      <w:r>
+        <w:rPr>
+          <w:rFonts w:ascii="Calibri" w:hAnsi="Calibri" w:cs="Calibri"/>
+          <w:sz w:val="22"/>
+          <w:szCs w:val="22"/>
+        </w:rPr>
+        <w:noBreakHyphen/>
+        <w:t>priority (frequently mentioned / core)</w:t>
+      </w:r>
+    </w:p>
+    <w:p>
+      <w:pPr>
+        <w:numPr>
+          <w:ilvl w:val="2"/>
+          <w:numId w:val="2"/>
+        </w:numPr>
+        <w:rPr>
+          <w:rFonts w:ascii="Calibri" w:hAnsi="Calibri" w:cs="Calibri"/>
+          <w:sz w:val="22"/>
+          <w:szCs w:val="22"/>
+        </w:rPr>
+      </w:pPr>
+      <w:r>
+        <w:rPr>
+          <w:rFonts w:ascii="Calibri" w:hAnsi="Calibri" w:cs="Calibri"/>
+          <w:sz w:val="22"/>
+          <w:szCs w:val="22"/>
+        </w:rPr>
+        <w:t>Medium</w:t>
+      </w:r>
+      <w:r>
+        <w:rPr>
+          <w:rFonts w:ascii="Calibri" w:hAnsi="Calibri" w:cs="Calibri"/>
+          <w:sz w:val="22"/>
+          <w:szCs w:val="22"/>
+        </w:rPr>
+        <w:noBreakHyphen/>
+        <w:t>priority (supporting / secondary)</w:t>
+      </w:r>
+    </w:p>
+    <w:p>
+      <w:pPr>
+        <w:numPr>
+          <w:ilvl w:val="2"/>
+          <w:numId w:val="2"/>
+        </w:numPr>
+        <w:rPr>
+          <w:rFonts w:ascii="Calibri" w:hAnsi="Calibri" w:cs="Calibri"/>
+          <w:sz w:val="22"/>
+          <w:szCs w:val="22"/>
+        </w:rPr>
+      </w:pPr>
+      <w:r>
+        <w:rPr>
+          <w:rFonts w:ascii="Calibri" w:hAnsi="Calibri" w:cs="Calibri"/>
+          <w:sz w:val="22"/>
+          <w:szCs w:val="22"/>
+        </w:rPr>
+        <w:t>Leadership and behavioural skills</w:t>
+      </w:r>
+    </w:p>
+    <w:p>
+      <w:pPr>
         <w:numPr>
           <w:ilvl w:val="1"/>
           <w:numId w:val="2"/>
@@ -539,512 +1035,6 @@
           <w:sz w:val="22"/>
           <w:szCs w:val="22"/>
         </w:rPr>
-        <w:t>Other non-negotiable conditions: Any requirement introduced by language such as must, required, essential, mandatory, minimum, prerequisite, or any phrasing that implies exclusion if not met (</w:t>
-      </w:r>
-      <w:proofErr w:type="gramStart"/>
-      <w:r>
-        <w:rPr>
-          <w:rFonts w:ascii="Calibri" w:hAnsi="Calibri" w:cs="Calibri"/>
-          <w:sz w:val="22"/>
-          <w:szCs w:val="22"/>
-        </w:rPr>
-        <w:t>e.g.</w:t>
-      </w:r>
-      <w:proofErr w:type="gramEnd"/>
-      <w:r>
-        <w:rPr>
-          <w:rFonts w:ascii="Calibri" w:hAnsi="Calibri" w:cs="Calibri"/>
-          <w:sz w:val="22"/>
-          <w:szCs w:val="22"/>
-        </w:rPr>
-        <w:t xml:space="preserve"> "you will have", "you need to", "only candidates with X will be considered").</w:t>
-      </w:r>
-    </w:p>
-    <w:p>
-      <w:pPr>
-        <w:pStyle w:val="ListParagraph"/>
-        <w:numPr>
-          <w:ilvl w:val="1"/>
-          <w:numId w:val="2"/>
-        </w:numPr>
-        <w:rPr>
-          <w:rFonts w:ascii="Calibri" w:hAnsi="Calibri" w:cs="Calibri"/>
-          <w:sz w:val="22"/>
-          <w:szCs w:val="22"/>
-        </w:rPr>
-      </w:pPr>
-      <w:r>
-        <w:rPr>
-          <w:rFonts w:ascii="Calibri" w:hAnsi="Calibri" w:cs="Calibri"/>
-          <w:sz w:val="22"/>
-          <w:szCs w:val="22"/>
-        </w:rPr>
-        <w:t>If a section in the JD is explicitly labelled "Essential", "Requirements", "Minimum Qualifications", or similar - treat all items within it as hard requirements.</w:t>
-      </w:r>
-    </w:p>
-    <w:p>
-      <w:pPr>
-        <w:pStyle w:val="ListParagraph"/>
-        <w:numPr>
-          <w:ilvl w:val="0"/>
-          <w:numId w:val="2"/>
-        </w:numPr>
-        <w:rPr>
-          <w:rFonts w:ascii="Calibri" w:hAnsi="Calibri" w:cs="Calibri"/>
-          <w:sz w:val="22"/>
-          <w:szCs w:val="22"/>
-        </w:rPr>
-      </w:pPr>
-      <w:r>
-        <w:rPr>
-          <w:rFonts w:ascii="Calibri" w:hAnsi="Calibri" w:cs="Calibri"/>
-          <w:sz w:val="22"/>
-          <w:szCs w:val="22"/>
-        </w:rPr>
-        <w:t>For the "Mandatory Minimum Requirements" section in JD Review:</w:t>
-      </w:r>
-    </w:p>
-    <w:p>
-      <w:pPr>
-        <w:pStyle w:val="ListParagraph"/>
-        <w:numPr>
-          <w:ilvl w:val="1"/>
-          <w:numId w:val="2"/>
-        </w:numPr>
-        <w:rPr>
-          <w:rFonts w:ascii="Calibri" w:hAnsi="Calibri" w:cs="Calibri"/>
-          <w:sz w:val="22"/>
-          <w:szCs w:val="22"/>
-        </w:rPr>
-      </w:pPr>
-      <w:r>
-        <w:rPr>
-          <w:rFonts w:ascii="Calibri" w:hAnsi="Calibri" w:cs="Calibri"/>
-          <w:sz w:val="22"/>
-          <w:szCs w:val="22"/>
-        </w:rPr>
-        <w:lastRenderedPageBreak/>
-        <w:t>Output this exact start marker on its own line:</w:t>
-      </w:r>
-    </w:p>
-    <w:p>
-      <w:pPr>
-        <w:pStyle w:val="ListParagraph"/>
-        <w:numPr>
-          <w:ilvl w:val="2"/>
-          <w:numId w:val="2"/>
-        </w:numPr>
-        <w:rPr>
-          <w:rFonts w:ascii="Calibri" w:hAnsi="Calibri" w:cs="Calibri"/>
-          <w:sz w:val="22"/>
-          <w:szCs w:val="22"/>
-        </w:rPr>
-      </w:pPr>
-      <w:r>
-        <w:rPr>
-          <w:rFonts w:ascii="Calibri" w:hAnsi="Calibri" w:cs="Calibri"/>
-          <w:sz w:val="22"/>
-          <w:szCs w:val="22"/>
-        </w:rPr>
-        <w:t>[[MMR_START]]</w:t>
-      </w:r>
-    </w:p>
-    <w:p>
-      <w:pPr>
-        <w:pStyle w:val="ListParagraph"/>
-        <w:numPr>
-          <w:ilvl w:val="1"/>
-          <w:numId w:val="2"/>
-        </w:numPr>
-        <w:rPr>
-          <w:rFonts w:ascii="Calibri" w:hAnsi="Calibri" w:cs="Calibri"/>
-          <w:sz w:val="22"/>
-          <w:szCs w:val="22"/>
-        </w:rPr>
-      </w:pPr>
-      <w:r>
-        <w:rPr>
-          <w:rFonts w:ascii="Calibri" w:hAnsi="Calibri" w:cs="Calibri"/>
-          <w:sz w:val="22"/>
-          <w:szCs w:val="22"/>
-        </w:rPr>
-        <w:t>Display only two parts:</w:t>
-      </w:r>
-    </w:p>
-    <w:p>
-      <w:pPr>
-        <w:pStyle w:val="ListParagraph"/>
-        <w:numPr>
-          <w:ilvl w:val="2"/>
-          <w:numId w:val="2"/>
-        </w:numPr>
-        <w:rPr>
-          <w:rFonts w:ascii="Calibri" w:hAnsi="Calibri" w:cs="Calibri"/>
-          <w:sz w:val="22"/>
-          <w:szCs w:val="22"/>
-        </w:rPr>
-      </w:pPr>
-      <w:r>
-        <w:rPr>
-          <w:rFonts w:ascii="Calibri" w:hAnsi="Calibri" w:cs="Calibri"/>
-          <w:sz w:val="22"/>
-          <w:szCs w:val="22"/>
-        </w:rPr>
-        <w:t>Hard Requirements Extraction — list each identified hard requirement as a single bullet point, one per line, no explanation.</w:t>
-      </w:r>
-    </w:p>
-    <w:p>
-      <w:pPr>
-        <w:pStyle w:val="ListParagraph"/>
-        <w:numPr>
-          <w:ilvl w:val="2"/>
-          <w:numId w:val="2"/>
-        </w:numPr>
-        <w:rPr>
-          <w:rFonts w:ascii="Calibri" w:hAnsi="Calibri" w:cs="Calibri"/>
-          <w:sz w:val="22"/>
-          <w:szCs w:val="22"/>
-        </w:rPr>
-      </w:pPr>
-      <w:r>
-        <w:rPr>
-          <w:rFonts w:ascii="Calibri" w:hAnsi="Calibri" w:cs="Calibri"/>
-          <w:sz w:val="22"/>
-          <w:szCs w:val="22"/>
-        </w:rPr>
-        <w:t>Conclusion — one short paragraph stating whether the resume meets the hard requirements.</w:t>
-      </w:r>
-    </w:p>
-    <w:p>
-      <w:pPr>
-        <w:pStyle w:val="ListParagraph"/>
-        <w:numPr>
-          <w:ilvl w:val="2"/>
-          <w:numId w:val="2"/>
-        </w:numPr>
-        <w:rPr>
-          <w:rFonts w:ascii="Calibri" w:hAnsi="Calibri" w:cs="Calibri"/>
-          <w:sz w:val="22"/>
-          <w:szCs w:val="22"/>
-        </w:rPr>
-      </w:pPr>
-      <w:r>
-        <w:rPr>
-          <w:rFonts w:ascii="Calibri" w:hAnsi="Calibri" w:cs="Calibri"/>
-          <w:sz w:val="22"/>
-          <w:szCs w:val="22"/>
-        </w:rPr>
-        <w:t>Do NOT include section labels like "Work Rights:", "Years of Experience:" etc.</w:t>
-      </w:r>
-    </w:p>
-    <w:p>
-      <w:pPr>
-        <w:pStyle w:val="ListParagraph"/>
-        <w:numPr>
-          <w:ilvl w:val="2"/>
-          <w:numId w:val="2"/>
-        </w:numPr>
-        <w:rPr>
-          <w:rFonts w:ascii="Calibri" w:hAnsi="Calibri" w:cs="Calibri"/>
-          <w:sz w:val="22"/>
-          <w:szCs w:val="22"/>
-        </w:rPr>
-      </w:pPr>
-      <w:r>
-        <w:rPr>
-          <w:rFonts w:ascii="Calibri" w:hAnsi="Calibri" w:cs="Calibri"/>
-          <w:sz w:val="22"/>
-          <w:szCs w:val="22"/>
-        </w:rPr>
-        <w:t>Do NOT add numbering, sub-categories, or reasoning.</w:t>
-      </w:r>
-    </w:p>
-    <w:p>
-      <w:pPr>
-        <w:pStyle w:val="ListParagraph"/>
-        <w:numPr>
-          <w:ilvl w:val="1"/>
-          <w:numId w:val="2"/>
-        </w:numPr>
-        <w:rPr>
-          <w:rFonts w:ascii="Calibri" w:hAnsi="Calibri" w:cs="Calibri"/>
-          <w:sz w:val="22"/>
-          <w:szCs w:val="22"/>
-        </w:rPr>
-      </w:pPr>
-      <w:r>
-        <w:rPr>
-          <w:rFonts w:ascii="Calibri" w:hAnsi="Calibri" w:cs="Calibri"/>
-          <w:sz w:val="22"/>
-          <w:szCs w:val="22"/>
-        </w:rPr>
-        <w:t>End this section with this exact end marker on its own line:</w:t>
-      </w:r>
-    </w:p>
-    <w:p>
-      <w:pPr>
-        <w:pStyle w:val="ListParagraph"/>
-        <w:numPr>
-          <w:ilvl w:val="2"/>
-          <w:numId w:val="2"/>
-        </w:numPr>
-        <w:rPr>
-          <w:rFonts w:ascii="Calibri" w:hAnsi="Calibri" w:cs="Calibri"/>
-          <w:sz w:val="22"/>
-          <w:szCs w:val="22"/>
-        </w:rPr>
-      </w:pPr>
-      <w:r>
-        <w:rPr>
-          <w:rFonts w:ascii="Calibri" w:hAnsi="Calibri" w:cs="Calibri"/>
-          <w:sz w:val="22"/>
-          <w:szCs w:val="22"/>
-        </w:rPr>
-        <w:t>[[MMR_END]]</w:t>
-      </w:r>
-    </w:p>
-    <w:p>
-      <w:pPr>
-        <w:numPr>
-          <w:ilvl w:val="0"/>
-          <w:numId w:val="2"/>
-        </w:numPr>
-        <w:rPr>
-          <w:rFonts w:ascii="Calibri" w:hAnsi="Calibri" w:cs="Calibri"/>
-          <w:sz w:val="22"/>
-          <w:szCs w:val="22"/>
-        </w:rPr>
-      </w:pPr>
-      <w:r>
-        <w:rPr>
-          <w:rFonts w:ascii="Calibri" w:hAnsi="Calibri" w:cs="Calibri"/>
-          <w:sz w:val="22"/>
-          <w:szCs w:val="22"/>
-        </w:rPr>
-        <w:t>Conduct a general, holistic review of the attached Job Description (JD).</w:t>
-      </w:r>
-    </w:p>
-    <w:p>
-      <w:pPr>
-        <w:numPr>
-          <w:ilvl w:val="1"/>
-          <w:numId w:val="2"/>
-        </w:numPr>
-        <w:rPr>
-          <w:rFonts w:ascii="Calibri" w:hAnsi="Calibri" w:cs="Calibri"/>
-          <w:sz w:val="22"/>
-          <w:szCs w:val="22"/>
-        </w:rPr>
-      </w:pPr>
-      <w:r>
-        <w:rPr>
-          <w:rFonts w:ascii="Calibri" w:hAnsi="Calibri" w:cs="Calibri"/>
-          <w:sz w:val="22"/>
-          <w:szCs w:val="22"/>
-        </w:rPr>
-        <w:t>Identify all required and preferred skills, responsibilities, and expectations.</w:t>
-      </w:r>
-    </w:p>
-    <w:p>
-      <w:pPr>
-        <w:numPr>
-          <w:ilvl w:val="1"/>
-          <w:numId w:val="2"/>
-        </w:numPr>
-        <w:rPr>
-          <w:rFonts w:ascii="Calibri" w:hAnsi="Calibri" w:cs="Calibri"/>
-          <w:sz w:val="22"/>
-          <w:szCs w:val="22"/>
-        </w:rPr>
-      </w:pPr>
-      <w:r>
-        <w:rPr>
-          <w:rFonts w:ascii="Calibri" w:hAnsi="Calibri" w:cs="Calibri"/>
-          <w:sz w:val="22"/>
-          <w:szCs w:val="22"/>
-        </w:rPr>
-        <w:t>Perform an explicit frequency</w:t>
-      </w:r>
-      <w:r>
-        <w:rPr>
-          <w:rFonts w:ascii="Calibri" w:hAnsi="Calibri" w:cs="Calibri"/>
-          <w:sz w:val="22"/>
-          <w:szCs w:val="22"/>
-        </w:rPr>
-        <w:noBreakHyphen/>
-        <w:t xml:space="preserve">based analysis to determine: </w:t>
-      </w:r>
-    </w:p>
-    <w:p>
-      <w:pPr>
-        <w:numPr>
-          <w:ilvl w:val="2"/>
-          <w:numId w:val="2"/>
-        </w:numPr>
-        <w:rPr>
-          <w:rFonts w:ascii="Calibri" w:hAnsi="Calibri" w:cs="Calibri"/>
-          <w:sz w:val="22"/>
-          <w:szCs w:val="22"/>
-        </w:rPr>
-      </w:pPr>
-      <w:r>
-        <w:rPr>
-          <w:rFonts w:ascii="Calibri" w:hAnsi="Calibri" w:cs="Calibri"/>
-          <w:sz w:val="22"/>
-          <w:szCs w:val="22"/>
-        </w:rPr>
-        <w:t>Which skills, tools, and competencies are mentioned most often</w:t>
-      </w:r>
-    </w:p>
-    <w:p>
-      <w:pPr>
-        <w:numPr>
-          <w:ilvl w:val="2"/>
-          <w:numId w:val="2"/>
-        </w:numPr>
-        <w:rPr>
-          <w:rFonts w:ascii="Calibri" w:hAnsi="Calibri" w:cs="Calibri"/>
-          <w:sz w:val="22"/>
-          <w:szCs w:val="22"/>
-        </w:rPr>
-      </w:pPr>
-      <w:r>
-        <w:rPr>
-          <w:rFonts w:ascii="Calibri" w:hAnsi="Calibri" w:cs="Calibri"/>
-          <w:sz w:val="22"/>
-          <w:szCs w:val="22"/>
-        </w:rPr>
-        <w:t>Which skills are implied as most critical for success</w:t>
-      </w:r>
-      <w:r>
-        <w:rPr>
-          <w:rFonts w:ascii="Calibri" w:hAnsi="Calibri" w:cs="Calibri"/>
-          <w:sz w:val="22"/>
-          <w:szCs w:val="22"/>
-        </w:rPr>
-        <w:t>.</w:t>
-      </w:r>
-    </w:p>
-    <w:p>
-      <w:pPr>
-        <w:numPr>
-          <w:ilvl w:val="1"/>
-          <w:numId w:val="2"/>
-        </w:numPr>
-        <w:rPr>
-          <w:rFonts w:ascii="Calibri" w:hAnsi="Calibri" w:cs="Calibri"/>
-          <w:sz w:val="22"/>
-          <w:szCs w:val="22"/>
-        </w:rPr>
-      </w:pPr>
-      <w:r>
-        <w:rPr>
-          <w:rFonts w:ascii="Calibri" w:hAnsi="Calibri" w:cs="Calibri"/>
-          <w:sz w:val="22"/>
-          <w:szCs w:val="22"/>
-        </w:rPr>
-        <w:t xml:space="preserve">Categorize skills into: </w:t>
-      </w:r>
-    </w:p>
-    <w:p>
-      <w:pPr>
-        <w:numPr>
-          <w:ilvl w:val="2"/>
-          <w:numId w:val="2"/>
-        </w:numPr>
-        <w:rPr>
-          <w:rFonts w:ascii="Calibri" w:hAnsi="Calibri" w:cs="Calibri"/>
-          <w:sz w:val="22"/>
-          <w:szCs w:val="22"/>
-        </w:rPr>
-      </w:pPr>
-      <w:r>
-        <w:rPr>
-          <w:rFonts w:ascii="Calibri" w:hAnsi="Calibri" w:cs="Calibri"/>
-          <w:sz w:val="22"/>
-          <w:szCs w:val="22"/>
-        </w:rPr>
-        <w:t>High</w:t>
-      </w:r>
-      <w:r>
-        <w:rPr>
-          <w:rFonts w:ascii="Calibri" w:hAnsi="Calibri" w:cs="Calibri"/>
-          <w:sz w:val="22"/>
-          <w:szCs w:val="22"/>
-        </w:rPr>
-        <w:noBreakHyphen/>
-        <w:t>priority (frequently mentioned / core)</w:t>
-      </w:r>
-    </w:p>
-    <w:p>
-      <w:pPr>
-        <w:numPr>
-          <w:ilvl w:val="2"/>
-          <w:numId w:val="2"/>
-        </w:numPr>
-        <w:rPr>
-          <w:rFonts w:ascii="Calibri" w:hAnsi="Calibri" w:cs="Calibri"/>
-          <w:sz w:val="22"/>
-          <w:szCs w:val="22"/>
-        </w:rPr>
-      </w:pPr>
-      <w:r>
-        <w:rPr>
-          <w:rFonts w:ascii="Calibri" w:hAnsi="Calibri" w:cs="Calibri"/>
-          <w:sz w:val="22"/>
-          <w:szCs w:val="22"/>
-        </w:rPr>
-        <w:t>Medium</w:t>
-      </w:r>
-      <w:r>
-        <w:rPr>
-          <w:rFonts w:ascii="Calibri" w:hAnsi="Calibri" w:cs="Calibri"/>
-          <w:sz w:val="22"/>
-          <w:szCs w:val="22"/>
-        </w:rPr>
-        <w:noBreakHyphen/>
-        <w:t>priority (supporting / secondary)</w:t>
-      </w:r>
-    </w:p>
-    <w:p>
-      <w:pPr>
-        <w:numPr>
-          <w:ilvl w:val="2"/>
-          <w:numId w:val="2"/>
-        </w:numPr>
-        <w:rPr>
-          <w:rFonts w:ascii="Calibri" w:hAnsi="Calibri" w:cs="Calibri"/>
-          <w:sz w:val="22"/>
-          <w:szCs w:val="22"/>
-        </w:rPr>
-      </w:pPr>
-      <w:r>
-        <w:rPr>
-          <w:rFonts w:ascii="Calibri" w:hAnsi="Calibri" w:cs="Calibri"/>
-          <w:sz w:val="22"/>
-          <w:szCs w:val="22"/>
-        </w:rPr>
-        <w:t>Leadership and behavioural skills</w:t>
-      </w:r>
-    </w:p>
-    <w:p>
-      <w:pPr>
-        <w:numPr>
-          <w:ilvl w:val="1"/>
-          <w:numId w:val="2"/>
-        </w:numPr>
-        <w:rPr>
-          <w:rFonts w:ascii="Calibri" w:hAnsi="Calibri" w:cs="Calibri"/>
-          <w:sz w:val="22"/>
-          <w:szCs w:val="22"/>
-        </w:rPr>
-      </w:pPr>
-      <w:r>
-        <w:rPr>
-          <w:rFonts w:ascii="Calibri" w:hAnsi="Calibri" w:cs="Calibri"/>
-          <w:sz w:val="22"/>
-          <w:szCs w:val="22"/>
-        </w:rPr>
         <w:t>Present the output as a prioritized JD skill map.</w:t>
       </w:r>
     </w:p>
@@ -1327,7 +1317,6 @@
           <w:sz w:val="22"/>
           <w:szCs w:val="22"/>
         </w:rPr>
-        <w:lastRenderedPageBreak/>
         <w:t>Step 3: ATS</w:t>
       </w:r>
       <w:r>
@@ -1402,6 +1391,7 @@
           <w:sz w:val="22"/>
           <w:szCs w:val="22"/>
         </w:rPr>
+        <w:lastRenderedPageBreak/>
         <w:t>Keyword and frequency alignment with the JD</w:t>
       </w:r>
     </w:p>
@@ -2099,7 +2089,6 @@
           <w:sz w:val="22"/>
           <w:szCs w:val="22"/>
         </w:rPr>
-        <w:lastRenderedPageBreak/>
         <w:t>Where metrics are missing, suggest realistic quantifiable metrics (e.g., %, revenue, scale, efficiency, risk reduction).</w:t>
       </w:r>
     </w:p>
@@ -2142,6 +2131,7 @@
           <w:sz w:val="22"/>
           <w:szCs w:val="22"/>
         </w:rPr>
+        <w:lastRenderedPageBreak/>
         <w:t xml:space="preserve">Step 6: Resume Strengthening </w:t>
       </w:r>
       <w:r>
@@ -2865,7 +2855,6 @@
           <w:sz w:val="22"/>
           <w:szCs w:val="22"/>
         </w:rPr>
-        <w:lastRenderedPageBreak/>
         <w:t>Confident closing with interest and next</w:t>
       </w:r>
       <w:r>
@@ -2961,6 +2950,7 @@
           <w:sz w:val="22"/>
           <w:szCs w:val="22"/>
         </w:rPr>
+        <w:lastRenderedPageBreak/>
         <w:t>Now that my resume, achievements, cover letter, and JD alignment are clear, prepare me for interviews.</w:t>
       </w:r>
     </w:p>
@@ -3616,7 +3606,6 @@
           <w:sz w:val="22"/>
           <w:szCs w:val="22"/>
         </w:rPr>
-        <w:lastRenderedPageBreak/>
         <w:t>Resume, cover letter, and interview readiness improvements</w:t>
       </w:r>
     </w:p>
@@ -3686,6 +3675,7 @@
           <w:sz w:val="22"/>
           <w:szCs w:val="22"/>
         </w:rPr>
+        <w:lastRenderedPageBreak/>
         <w:t>ATS</w:t>
       </w:r>
       <w:r>
